--- a/Knowledge/3-Work knowledge/1-Software Engineering/2-General Technologies/5-API Ecosystem/5-My Source/1-API Development & Collaboration Platforms/1-API Development & Collaboration Platforms.docx
+++ b/Knowledge/3-Work knowledge/1-Software Engineering/2-General Technologies/5-API Ecosystem/5-My Source/1-API Development & Collaboration Platforms/1-API Development & Collaboration Platforms.docx
@@ -42,7 +42,27 @@
           <w:sz w:val="18"/>
           <w:highlight w:val="lightGray"/>
         </w:rPr>
-        <w:t xml:space="preserve">: Persons Table -&gt; ID Column: 1, Name_En Column: Motasem Essam] -&gt; </w:t>
+        <w:t xml:space="preserve">: Persons Table -&gt; ID Column: 1, </w:t>
+      </w:r>
+      <w:proofErr w:type="spellStart"/>
+      <w:r>
+        <w:rPr>
+          <w:rFonts w:ascii="Arial" w:hAnsi="Arial"/>
+          <w:color w:val="000000"/>
+          <w:sz w:val="18"/>
+          <w:highlight w:val="lightGray"/>
+        </w:rPr>
+        <w:t>Name_En</w:t>
+      </w:r>
+      <w:proofErr w:type="spellEnd"/>
+      <w:r>
+        <w:rPr>
+          <w:rFonts w:ascii="Arial" w:hAnsi="Arial"/>
+          <w:color w:val="000000"/>
+          <w:sz w:val="18"/>
+          <w:highlight w:val="lightGray"/>
+        </w:rPr>
+        <w:t xml:space="preserve"> Column: Motasem Essam] -&gt; </w:t>
       </w:r>
       <w:r>
         <w:rPr>
@@ -98,7 +118,7 @@
           <w:sz w:val="18"/>
           <w:highlight w:val="lightGray"/>
         </w:rPr>
-        <w:t xml:space="preserve"> [5/31/2026]</w:t>
+        <w:t xml:space="preserve"> [6/1/2026]</w:t>
       </w:r>
     </w:p>
     <w:p>
@@ -180,7 +200,7 @@
           <w:rFonts w:ascii="Roboto Mono" w:hAnsi="Roboto Mono"/>
         </w:rPr>
         <w:pict w14:anchorId="51EE110B">
-          <v:rect id="_x0000_i1109" style="width:0;height:1.5pt" o:hralign="center" o:hrstd="t" o:hr="t" fillcolor="#a0a0a0" stroked="f"/>
+          <v:rect id="_x0000_i1025" style="width:0;height:1.5pt" o:hralign="center" o:hrstd="t" o:hr="t" fillcolor="#a0a0a0" stroked="f"/>
         </w:pict>
       </w:r>
     </w:p>
@@ -216,7 +236,27 @@
           <w:sz w:val="18"/>
           <w:highlight w:val="lightGray"/>
         </w:rPr>
-        <w:t xml:space="preserve">: Persons Table -&gt; ID Column: 1, Name_En Column: Motasem Essam] -&gt; </w:t>
+        <w:t xml:space="preserve">: Persons Table -&gt; ID Column: 1, </w:t>
+      </w:r>
+      <w:proofErr w:type="spellStart"/>
+      <w:r>
+        <w:rPr>
+          <w:rFonts w:ascii="Arial" w:hAnsi="Arial"/>
+          <w:color w:val="000000"/>
+          <w:sz w:val="18"/>
+          <w:highlight w:val="lightGray"/>
+        </w:rPr>
+        <w:t>Name_En</w:t>
+      </w:r>
+      <w:proofErr w:type="spellEnd"/>
+      <w:r>
+        <w:rPr>
+          <w:rFonts w:ascii="Arial" w:hAnsi="Arial"/>
+          <w:color w:val="000000"/>
+          <w:sz w:val="18"/>
+          <w:highlight w:val="lightGray"/>
+        </w:rPr>
+        <w:t xml:space="preserve"> Column: Motasem Essam] -&gt; </w:t>
       </w:r>
       <w:r>
         <w:rPr>
@@ -272,7 +312,7 @@
           <w:sz w:val="18"/>
           <w:highlight w:val="lightGray"/>
         </w:rPr>
-        <w:t xml:space="preserve"> [5/31/2026]</w:t>
+        <w:t xml:space="preserve"> [6/1/2026]</w:t>
       </w:r>
     </w:p>
     <w:p>
@@ -405,7 +445,7 @@
           <w:rFonts w:ascii="Roboto Mono" w:hAnsi="Roboto Mono"/>
         </w:rPr>
         <w:pict w14:anchorId="3510A9FD">
-          <v:rect id="_x0000_i1110" style="width:0;height:1.5pt" o:hralign="center" o:hrstd="t" o:hr="t" fillcolor="#a0a0a0" stroked="f"/>
+          <v:rect id="_x0000_i1026" style="width:0;height:1.5pt" o:hralign="center" o:hrstd="t" o:hr="t" fillcolor="#a0a0a0" stroked="f"/>
         </w:pict>
       </w:r>
     </w:p>
@@ -441,7 +481,27 @@
           <w:sz w:val="18"/>
           <w:highlight w:val="lightGray"/>
         </w:rPr>
-        <w:t xml:space="preserve">: Persons Table -&gt; ID Column: 1, Name_En Column: Motasem Essam] -&gt; </w:t>
+        <w:t xml:space="preserve">: Persons Table -&gt; ID Column: 1, </w:t>
+      </w:r>
+      <w:proofErr w:type="spellStart"/>
+      <w:r>
+        <w:rPr>
+          <w:rFonts w:ascii="Arial" w:hAnsi="Arial"/>
+          <w:color w:val="000000"/>
+          <w:sz w:val="18"/>
+          <w:highlight w:val="lightGray"/>
+        </w:rPr>
+        <w:t>Name_En</w:t>
+      </w:r>
+      <w:proofErr w:type="spellEnd"/>
+      <w:r>
+        <w:rPr>
+          <w:rFonts w:ascii="Arial" w:hAnsi="Arial"/>
+          <w:color w:val="000000"/>
+          <w:sz w:val="18"/>
+          <w:highlight w:val="lightGray"/>
+        </w:rPr>
+        <w:t xml:space="preserve"> Column: Motasem Essam] -&gt; </w:t>
       </w:r>
       <w:r>
         <w:rPr>
@@ -497,7 +557,7 @@
           <w:sz w:val="18"/>
           <w:highlight w:val="lightGray"/>
         </w:rPr>
-        <w:t xml:space="preserve"> [5/31/2026]</w:t>
+        <w:t xml:space="preserve"> [6/1/2026]</w:t>
       </w:r>
     </w:p>
     <w:p>
@@ -539,7 +599,7 @@
         </w:rPr>
         <w:lastRenderedPageBreak/>
         <w:pict w14:anchorId="5B562454">
-          <v:rect id="_x0000_i1111" style="width:0;height:1.5pt" o:hralign="center" o:hrstd="t" o:hr="t" fillcolor="#a0a0a0" stroked="f"/>
+          <v:rect id="_x0000_i1027" style="width:0;height:1.5pt" o:hralign="center" o:hrstd="t" o:hr="t" fillcolor="#a0a0a0" stroked="f"/>
         </w:pict>
       </w:r>
     </w:p>
@@ -583,7 +643,27 @@
           <w:sz w:val="18"/>
           <w:highlight w:val="lightGray"/>
         </w:rPr>
-        <w:t xml:space="preserve">: Persons Table -&gt; ID Column: 1, Name_En Column: Motasem Essam] -&gt; </w:t>
+        <w:t xml:space="preserve">: Persons Table -&gt; ID Column: 1, </w:t>
+      </w:r>
+      <w:proofErr w:type="spellStart"/>
+      <w:r>
+        <w:rPr>
+          <w:rFonts w:ascii="Arial" w:hAnsi="Arial"/>
+          <w:color w:val="000000"/>
+          <w:sz w:val="18"/>
+          <w:highlight w:val="lightGray"/>
+        </w:rPr>
+        <w:t>Name_En</w:t>
+      </w:r>
+      <w:proofErr w:type="spellEnd"/>
+      <w:r>
+        <w:rPr>
+          <w:rFonts w:ascii="Arial" w:hAnsi="Arial"/>
+          <w:color w:val="000000"/>
+          <w:sz w:val="18"/>
+          <w:highlight w:val="lightGray"/>
+        </w:rPr>
+        <w:t xml:space="preserve"> Column: Motasem Essam] -&gt; </w:t>
       </w:r>
       <w:r>
         <w:rPr>
@@ -639,7 +719,7 @@
           <w:sz w:val="18"/>
           <w:highlight w:val="lightGray"/>
         </w:rPr>
-        <w:t xml:space="preserve"> [5/31/2026]</w:t>
+        <w:t xml:space="preserve"> [6/1/2026]</w:t>
       </w:r>
     </w:p>
     <w:p>
@@ -690,7 +770,21 @@
         <w:rPr>
           <w:rFonts w:ascii="Roboto Mono" w:hAnsi="Roboto Mono"/>
         </w:rPr>
-        <w:t xml:space="preserve">Write API specifications (like OpenAPI) </w:t>
+        <w:t xml:space="preserve">Write API specifications (like </w:t>
+      </w:r>
+      <w:proofErr w:type="spellStart"/>
+      <w:r>
+        <w:rPr>
+          <w:rFonts w:ascii="Roboto Mono" w:hAnsi="Roboto Mono"/>
+        </w:rPr>
+        <w:t>OpenAPI</w:t>
+      </w:r>
+      <w:proofErr w:type="spellEnd"/>
+      <w:r>
+        <w:rPr>
+          <w:rFonts w:ascii="Roboto Mono" w:hAnsi="Roboto Mono"/>
+        </w:rPr>
+        <w:t xml:space="preserve">) </w:t>
       </w:r>
     </w:p>
     <w:p>
@@ -704,7 +798,7 @@
           <w:rFonts w:ascii="Roboto Mono" w:hAnsi="Roboto Mono"/>
         </w:rPr>
         <w:pict w14:anchorId="12BC870E">
-          <v:rect id="_x0000_i1112" style="width:0;height:1.5pt" o:hralign="center" o:hrstd="t" o:hr="t" fillcolor="#a0a0a0" stroked="f"/>
+          <v:rect id="_x0000_i1028" style="width:0;height:1.5pt" o:hralign="center" o:hrstd="t" o:hr="t" fillcolor="#a0a0a0" stroked="f"/>
         </w:pict>
       </w:r>
     </w:p>
@@ -734,7 +828,27 @@
           <w:sz w:val="18"/>
           <w:highlight w:val="lightGray"/>
         </w:rPr>
-        <w:t xml:space="preserve">: Persons Table -&gt; ID Column: 1, Name_En Column: Motasem Essam] -&gt; </w:t>
+        <w:t xml:space="preserve">: Persons Table -&gt; ID Column: 1, </w:t>
+      </w:r>
+      <w:proofErr w:type="spellStart"/>
+      <w:r>
+        <w:rPr>
+          <w:rFonts w:ascii="Arial" w:hAnsi="Arial"/>
+          <w:color w:val="000000"/>
+          <w:sz w:val="18"/>
+          <w:highlight w:val="lightGray"/>
+        </w:rPr>
+        <w:t>Name_En</w:t>
+      </w:r>
+      <w:proofErr w:type="spellEnd"/>
+      <w:r>
+        <w:rPr>
+          <w:rFonts w:ascii="Arial" w:hAnsi="Arial"/>
+          <w:color w:val="000000"/>
+          <w:sz w:val="18"/>
+          <w:highlight w:val="lightGray"/>
+        </w:rPr>
+        <w:t xml:space="preserve"> Column: Motasem Essam] -&gt; </w:t>
       </w:r>
       <w:r>
         <w:rPr>
@@ -790,7 +904,7 @@
           <w:sz w:val="18"/>
           <w:highlight w:val="lightGray"/>
         </w:rPr>
-        <w:t xml:space="preserve"> [5/31/2026]</w:t>
+        <w:t xml:space="preserve"> [6/1/2026]</w:t>
       </w:r>
     </w:p>
     <w:p>
@@ -872,7 +986,7 @@
           <w:rFonts w:ascii="Roboto Mono" w:hAnsi="Roboto Mono"/>
         </w:rPr>
         <w:pict w14:anchorId="6595E413">
-          <v:rect id="_x0000_i1113" style="width:0;height:1.5pt" o:hralign="center" o:hrstd="t" o:hr="t" fillcolor="#a0a0a0" stroked="f"/>
+          <v:rect id="_x0000_i1029" style="width:0;height:1.5pt" o:hralign="center" o:hrstd="t" o:hr="t" fillcolor="#a0a0a0" stroked="f"/>
         </w:pict>
       </w:r>
     </w:p>
@@ -902,7 +1016,27 @@
           <w:sz w:val="18"/>
           <w:highlight w:val="lightGray"/>
         </w:rPr>
-        <w:t xml:space="preserve">: Persons Table -&gt; ID Column: 1, Name_En Column: Motasem Essam] -&gt; </w:t>
+        <w:t xml:space="preserve">: Persons Table -&gt; ID Column: 1, </w:t>
+      </w:r>
+      <w:proofErr w:type="spellStart"/>
+      <w:r>
+        <w:rPr>
+          <w:rFonts w:ascii="Arial" w:hAnsi="Arial"/>
+          <w:color w:val="000000"/>
+          <w:sz w:val="18"/>
+          <w:highlight w:val="lightGray"/>
+        </w:rPr>
+        <w:t>Name_En</w:t>
+      </w:r>
+      <w:proofErr w:type="spellEnd"/>
+      <w:r>
+        <w:rPr>
+          <w:rFonts w:ascii="Arial" w:hAnsi="Arial"/>
+          <w:color w:val="000000"/>
+          <w:sz w:val="18"/>
+          <w:highlight w:val="lightGray"/>
+        </w:rPr>
+        <w:t xml:space="preserve"> Column: Motasem Essam] -&gt; </w:t>
       </w:r>
       <w:r>
         <w:rPr>
@@ -958,7 +1092,7 @@
           <w:sz w:val="18"/>
           <w:highlight w:val="lightGray"/>
         </w:rPr>
-        <w:t xml:space="preserve"> [5/31/2026]</w:t>
+        <w:t xml:space="preserve"> [6/1/2026]</w:t>
       </w:r>
     </w:p>
     <w:p>
@@ -1023,7 +1157,7 @@
           <w:rFonts w:ascii="Roboto Mono" w:hAnsi="Roboto Mono"/>
         </w:rPr>
         <w:pict w14:anchorId="425B8B63">
-          <v:rect id="_x0000_i1114" style="width:0;height:1.5pt" o:hralign="center" o:hrstd="t" o:hr="t" fillcolor="#a0a0a0" stroked="f"/>
+          <v:rect id="_x0000_i1030" style="width:0;height:1.5pt" o:hralign="center" o:hrstd="t" o:hr="t" fillcolor="#a0a0a0" stroked="f"/>
         </w:pict>
       </w:r>
     </w:p>
@@ -1053,7 +1187,27 @@
           <w:sz w:val="18"/>
           <w:highlight w:val="lightGray"/>
         </w:rPr>
-        <w:t xml:space="preserve">: Persons Table -&gt; ID Column: 1, Name_En Column: Motasem Essam] -&gt; </w:t>
+        <w:t xml:space="preserve">: Persons Table -&gt; ID Column: 1, </w:t>
+      </w:r>
+      <w:proofErr w:type="spellStart"/>
+      <w:r>
+        <w:rPr>
+          <w:rFonts w:ascii="Arial" w:hAnsi="Arial"/>
+          <w:color w:val="000000"/>
+          <w:sz w:val="18"/>
+          <w:highlight w:val="lightGray"/>
+        </w:rPr>
+        <w:t>Name_En</w:t>
+      </w:r>
+      <w:proofErr w:type="spellEnd"/>
+      <w:r>
+        <w:rPr>
+          <w:rFonts w:ascii="Arial" w:hAnsi="Arial"/>
+          <w:color w:val="000000"/>
+          <w:sz w:val="18"/>
+          <w:highlight w:val="lightGray"/>
+        </w:rPr>
+        <w:t xml:space="preserve"> Column: Motasem Essam] -&gt; </w:t>
       </w:r>
       <w:r>
         <w:rPr>
@@ -1109,7 +1263,7 @@
           <w:sz w:val="18"/>
           <w:highlight w:val="lightGray"/>
         </w:rPr>
-        <w:t xml:space="preserve"> [5/31/2026]</w:t>
+        <w:t xml:space="preserve"> [6/1/2026]</w:t>
       </w:r>
     </w:p>
     <w:p>
@@ -1192,7 +1346,7 @@
           <w:rFonts w:ascii="Roboto Mono" w:hAnsi="Roboto Mono"/>
         </w:rPr>
         <w:pict w14:anchorId="4CFF30AD">
-          <v:rect id="_x0000_i1115" style="width:0;height:1.5pt" o:hralign="center" o:hrstd="t" o:hr="t" fillcolor="#a0a0a0" stroked="f"/>
+          <v:rect id="_x0000_i1031" style="width:0;height:1.5pt" o:hralign="center" o:hrstd="t" o:hr="t" fillcolor="#a0a0a0" stroked="f"/>
         </w:pict>
       </w:r>
     </w:p>
@@ -1222,7 +1376,27 @@
           <w:sz w:val="18"/>
           <w:highlight w:val="lightGray"/>
         </w:rPr>
-        <w:t xml:space="preserve">: Persons Table -&gt; ID Column: 1, Name_En Column: Motasem Essam] -&gt; </w:t>
+        <w:t xml:space="preserve">: Persons Table -&gt; ID Column: 1, </w:t>
+      </w:r>
+      <w:proofErr w:type="spellStart"/>
+      <w:r>
+        <w:rPr>
+          <w:rFonts w:ascii="Arial" w:hAnsi="Arial"/>
+          <w:color w:val="000000"/>
+          <w:sz w:val="18"/>
+          <w:highlight w:val="lightGray"/>
+        </w:rPr>
+        <w:t>Name_En</w:t>
+      </w:r>
+      <w:proofErr w:type="spellEnd"/>
+      <w:r>
+        <w:rPr>
+          <w:rFonts w:ascii="Arial" w:hAnsi="Arial"/>
+          <w:color w:val="000000"/>
+          <w:sz w:val="18"/>
+          <w:highlight w:val="lightGray"/>
+        </w:rPr>
+        <w:t xml:space="preserve"> Column: Motasem Essam] -&gt; </w:t>
       </w:r>
       <w:r>
         <w:rPr>
@@ -1278,7 +1452,7 @@
           <w:sz w:val="18"/>
           <w:highlight w:val="lightGray"/>
         </w:rPr>
-        <w:t xml:space="preserve"> [5/31/2026]</w:t>
+        <w:t xml:space="preserve"> [6/1/2026]</w:t>
       </w:r>
     </w:p>
     <w:p>
@@ -1326,7 +1500,7 @@
           <w:rFonts w:ascii="Roboto Mono" w:hAnsi="Roboto Mono"/>
         </w:rPr>
         <w:pict w14:anchorId="74FB4346">
-          <v:rect id="_x0000_i1116" style="width:0;height:1.5pt" o:hralign="center" o:hrstd="t" o:hr="t" fillcolor="#a0a0a0" stroked="f"/>
+          <v:rect id="_x0000_i1032" style="width:0;height:1.5pt" o:hralign="center" o:hrstd="t" o:hr="t" fillcolor="#a0a0a0" stroked="f"/>
         </w:pict>
       </w:r>
     </w:p>
@@ -1356,7 +1530,27 @@
           <w:sz w:val="18"/>
           <w:highlight w:val="lightGray"/>
         </w:rPr>
-        <w:t xml:space="preserve">: Persons Table -&gt; ID Column: 1, Name_En Column: Motasem Essam] -&gt; </w:t>
+        <w:t xml:space="preserve">: Persons Table -&gt; ID Column: 1, </w:t>
+      </w:r>
+      <w:proofErr w:type="spellStart"/>
+      <w:r>
+        <w:rPr>
+          <w:rFonts w:ascii="Arial" w:hAnsi="Arial"/>
+          <w:color w:val="000000"/>
+          <w:sz w:val="18"/>
+          <w:highlight w:val="lightGray"/>
+        </w:rPr>
+        <w:t>Name_En</w:t>
+      </w:r>
+      <w:proofErr w:type="spellEnd"/>
+      <w:r>
+        <w:rPr>
+          <w:rFonts w:ascii="Arial" w:hAnsi="Arial"/>
+          <w:color w:val="000000"/>
+          <w:sz w:val="18"/>
+          <w:highlight w:val="lightGray"/>
+        </w:rPr>
+        <w:t xml:space="preserve"> Column: Motasem Essam] -&gt; </w:t>
       </w:r>
       <w:r>
         <w:rPr>
@@ -1412,7 +1606,7 @@
           <w:sz w:val="18"/>
           <w:highlight w:val="lightGray"/>
         </w:rPr>
-        <w:t xml:space="preserve"> [5/31/2026]</w:t>
+        <w:t xml:space="preserve"> [6/1/2026]</w:t>
       </w:r>
     </w:p>
     <w:p>
@@ -1477,7 +1671,7 @@
           <w:rFonts w:ascii="Roboto Mono" w:hAnsi="Roboto Mono"/>
         </w:rPr>
         <w:pict w14:anchorId="6650B9E1">
-          <v:rect id="_x0000_i1117" style="width:0;height:1.5pt" o:hralign="center" o:hrstd="t" o:hr="t" fillcolor="#a0a0a0" stroked="f"/>
+          <v:rect id="_x0000_i1033" style="width:0;height:1.5pt" o:hralign="center" o:hrstd="t" o:hr="t" fillcolor="#a0a0a0" stroked="f"/>
         </w:pict>
       </w:r>
     </w:p>
@@ -1507,7 +1701,27 @@
           <w:sz w:val="18"/>
           <w:highlight w:val="lightGray"/>
         </w:rPr>
-        <w:t xml:space="preserve">: Persons Table -&gt; ID Column: 1, Name_En Column: Motasem Essam] -&gt; </w:t>
+        <w:t xml:space="preserve">: Persons Table -&gt; ID Column: 1, </w:t>
+      </w:r>
+      <w:proofErr w:type="spellStart"/>
+      <w:r>
+        <w:rPr>
+          <w:rFonts w:ascii="Arial" w:hAnsi="Arial"/>
+          <w:color w:val="000000"/>
+          <w:sz w:val="18"/>
+          <w:highlight w:val="lightGray"/>
+        </w:rPr>
+        <w:t>Name_En</w:t>
+      </w:r>
+      <w:proofErr w:type="spellEnd"/>
+      <w:r>
+        <w:rPr>
+          <w:rFonts w:ascii="Arial" w:hAnsi="Arial"/>
+          <w:color w:val="000000"/>
+          <w:sz w:val="18"/>
+          <w:highlight w:val="lightGray"/>
+        </w:rPr>
+        <w:t xml:space="preserve"> Column: Motasem Essam] -&gt; </w:t>
       </w:r>
       <w:r>
         <w:rPr>
@@ -1563,7 +1777,7 @@
           <w:sz w:val="18"/>
           <w:highlight w:val="lightGray"/>
         </w:rPr>
-        <w:t xml:space="preserve"> [5/31/2026]</w:t>
+        <w:t xml:space="preserve"> [6/1/2026]</w:t>
       </w:r>
     </w:p>
     <w:p>
@@ -1628,7 +1842,7 @@
           <w:rFonts w:ascii="Roboto Mono" w:hAnsi="Roboto Mono"/>
         </w:rPr>
         <w:pict w14:anchorId="41F7EAD8">
-          <v:rect id="_x0000_i1118" style="width:0;height:1.5pt" o:hralign="center" o:hrstd="t" o:hr="t" fillcolor="#a0a0a0" stroked="f"/>
+          <v:rect id="_x0000_i1034" style="width:0;height:1.5pt" o:hralign="center" o:hrstd="t" o:hr="t" fillcolor="#a0a0a0" stroked="f"/>
         </w:pict>
       </w:r>
     </w:p>
@@ -1664,7 +1878,27 @@
           <w:sz w:val="18"/>
           <w:highlight w:val="lightGray"/>
         </w:rPr>
-        <w:t xml:space="preserve">: Persons Table -&gt; ID Column: 1, Name_En Column: Motasem Essam] -&gt; </w:t>
+        <w:t xml:space="preserve">: Persons Table -&gt; ID Column: 1, </w:t>
+      </w:r>
+      <w:proofErr w:type="spellStart"/>
+      <w:r>
+        <w:rPr>
+          <w:rFonts w:ascii="Arial" w:hAnsi="Arial"/>
+          <w:color w:val="000000"/>
+          <w:sz w:val="18"/>
+          <w:highlight w:val="lightGray"/>
+        </w:rPr>
+        <w:t>Name_En</w:t>
+      </w:r>
+      <w:proofErr w:type="spellEnd"/>
+      <w:r>
+        <w:rPr>
+          <w:rFonts w:ascii="Arial" w:hAnsi="Arial"/>
+          <w:color w:val="000000"/>
+          <w:sz w:val="18"/>
+          <w:highlight w:val="lightGray"/>
+        </w:rPr>
+        <w:t xml:space="preserve"> Column: Motasem Essam] -&gt; </w:t>
       </w:r>
       <w:r>
         <w:rPr>
@@ -1720,7 +1954,7 @@
           <w:sz w:val="18"/>
           <w:highlight w:val="lightGray"/>
         </w:rPr>
-        <w:t xml:space="preserve"> [5/31/2026]</w:t>
+        <w:t xml:space="preserve"> [6/1/2026]</w:t>
       </w:r>
     </w:p>
     <w:p>
@@ -1838,7 +2072,7 @@
           <w:rFonts w:ascii="Roboto Mono" w:hAnsi="Roboto Mono"/>
         </w:rPr>
         <w:pict w14:anchorId="1886EE29">
-          <v:rect id="_x0000_i1120" style="width:0;height:1.5pt" o:hralign="center" o:hrstd="t" o:hr="t" fillcolor="#a0a0a0" stroked="f"/>
+          <v:rect id="_x0000_i1035" style="width:0;height:1.5pt" o:hralign="center" o:hrstd="t" o:hr="t" fillcolor="#a0a0a0" stroked="f"/>
         </w:pict>
       </w:r>
     </w:p>
@@ -1881,7 +2115,27 @@
           <w:sz w:val="18"/>
           <w:highlight w:val="lightGray"/>
         </w:rPr>
-        <w:t xml:space="preserve">: Persons Table -&gt; ID Column: 1, Name_En Column: Motasem Essam] -&gt; </w:t>
+        <w:t xml:space="preserve">: Persons Table -&gt; ID Column: 1, </w:t>
+      </w:r>
+      <w:proofErr w:type="spellStart"/>
+      <w:r>
+        <w:rPr>
+          <w:rFonts w:ascii="Arial" w:hAnsi="Arial"/>
+          <w:color w:val="000000"/>
+          <w:sz w:val="18"/>
+          <w:highlight w:val="lightGray"/>
+        </w:rPr>
+        <w:t>Name_En</w:t>
+      </w:r>
+      <w:proofErr w:type="spellEnd"/>
+      <w:r>
+        <w:rPr>
+          <w:rFonts w:ascii="Arial" w:hAnsi="Arial"/>
+          <w:color w:val="000000"/>
+          <w:sz w:val="18"/>
+          <w:highlight w:val="lightGray"/>
+        </w:rPr>
+        <w:t xml:space="preserve"> Column: Motasem Essam] -&gt; </w:t>
       </w:r>
       <w:r>
         <w:rPr>
@@ -1937,7 +2191,7 @@
           <w:sz w:val="18"/>
           <w:highlight w:val="lightGray"/>
         </w:rPr>
-        <w:t xml:space="preserve"> [5/31/2026]</w:t>
+        <w:t xml:space="preserve"> [6/1/2026]</w:t>
       </w:r>
     </w:p>
     <w:p>
@@ -2212,7 +2466,7 @@
           <w:rFonts w:ascii="Roboto Mono" w:hAnsi="Roboto Mono"/>
         </w:rPr>
         <w:pict w14:anchorId="0B6B5EA2">
-          <v:rect id="_x0000_i1121" style="width:0;height:1.5pt" o:hralign="center" o:hrstd="t" o:hr="t" fillcolor="#a0a0a0" stroked="f"/>
+          <v:rect id="_x0000_i1036" style="width:0;height:1.5pt" o:hralign="center" o:hrstd="t" o:hr="t" fillcolor="#a0a0a0" stroked="f"/>
         </w:pict>
       </w:r>
     </w:p>
@@ -2248,7 +2502,27 @@
           <w:sz w:val="18"/>
           <w:highlight w:val="lightGray"/>
         </w:rPr>
-        <w:t xml:space="preserve">: Persons Table -&gt; ID Column: 1, Name_En Column: Motasem Essam] -&gt; </w:t>
+        <w:t xml:space="preserve">: Persons Table -&gt; ID Column: 1, </w:t>
+      </w:r>
+      <w:proofErr w:type="spellStart"/>
+      <w:r>
+        <w:rPr>
+          <w:rFonts w:ascii="Arial" w:hAnsi="Arial"/>
+          <w:color w:val="000000"/>
+          <w:sz w:val="18"/>
+          <w:highlight w:val="lightGray"/>
+        </w:rPr>
+        <w:t>Name_En</w:t>
+      </w:r>
+      <w:proofErr w:type="spellEnd"/>
+      <w:r>
+        <w:rPr>
+          <w:rFonts w:ascii="Arial" w:hAnsi="Arial"/>
+          <w:color w:val="000000"/>
+          <w:sz w:val="18"/>
+          <w:highlight w:val="lightGray"/>
+        </w:rPr>
+        <w:t xml:space="preserve"> Column: Motasem Essam] -&gt; </w:t>
       </w:r>
       <w:r>
         <w:rPr>
@@ -2304,7 +2578,7 @@
           <w:sz w:val="18"/>
           <w:highlight w:val="lightGray"/>
         </w:rPr>
-        <w:t xml:space="preserve"> [5/31/2026]</w:t>
+        <w:t xml:space="preserve"> [6/1/2026]</w:t>
       </w:r>
     </w:p>
     <w:p>
@@ -2410,7 +2684,7 @@
           <w:rFonts w:ascii="Roboto Mono" w:hAnsi="Roboto Mono"/>
         </w:rPr>
         <w:pict w14:anchorId="311A281F">
-          <v:rect id="_x0000_i1122" style="width:0;height:1.5pt" o:hralign="center" o:hrstd="t" o:hr="t" fillcolor="#a0a0a0" stroked="f"/>
+          <v:rect id="_x0000_i1037" style="width:0;height:1.5pt" o:hralign="center" o:hrstd="t" o:hr="t" fillcolor="#a0a0a0" stroked="f"/>
         </w:pict>
       </w:r>
     </w:p>
@@ -2446,7 +2720,27 @@
           <w:sz w:val="18"/>
           <w:highlight w:val="lightGray"/>
         </w:rPr>
-        <w:t xml:space="preserve">: Persons Table -&gt; ID Column: 1, Name_En Column: Motasem Essam] -&gt; </w:t>
+        <w:t xml:space="preserve">: Persons Table -&gt; ID Column: 1, </w:t>
+      </w:r>
+      <w:proofErr w:type="spellStart"/>
+      <w:r>
+        <w:rPr>
+          <w:rFonts w:ascii="Arial" w:hAnsi="Arial"/>
+          <w:color w:val="000000"/>
+          <w:sz w:val="18"/>
+          <w:highlight w:val="lightGray"/>
+        </w:rPr>
+        <w:t>Name_En</w:t>
+      </w:r>
+      <w:proofErr w:type="spellEnd"/>
+      <w:r>
+        <w:rPr>
+          <w:rFonts w:ascii="Arial" w:hAnsi="Arial"/>
+          <w:color w:val="000000"/>
+          <w:sz w:val="18"/>
+          <w:highlight w:val="lightGray"/>
+        </w:rPr>
+        <w:t xml:space="preserve"> Column: Motasem Essam] -&gt; </w:t>
       </w:r>
       <w:r>
         <w:rPr>
@@ -2502,7 +2796,7 @@
           <w:sz w:val="18"/>
           <w:highlight w:val="lightGray"/>
         </w:rPr>
-        <w:t xml:space="preserve"> [5/31/2026]</w:t>
+        <w:t xml:space="preserve"> [6/1/2026]</w:t>
       </w:r>
     </w:p>
     <w:p>
